--- a/paper/低轨卫星网络拥塞感知的多业务智能路由方法_姚飞.docx
+++ b/paper/低轨卫星网络拥塞感知的多业务智能路由方法_姚飞.docx
@@ -246,7 +246,7 @@
           <w:color w:val="000000"/>
           <w:sz w:val="21"/>
         </w:rPr>
-        <w:t xml:space="preserve">ECMP)及拥塞无感知的深度Q网络进行对比。仿真结果表明，在归一化负载为1.4的重载场景下，CA-MQR的平均端到端时延相比Dijkstra降低约62%，三类业务的QoS满足率均优于对比方法；消融实验验证了各设计模块的有效性；在流量热点汇聚的严重拥塞场景下，下游拥塞势场可进一步将P95尾部时延降低约16%。</w:t>
+        <w:t xml:space="preserve">ECMP)及拥塞无感知的深度Q网络进行对比。仿真结果表明，在归一化负载为1.4的重载场景下，CA-MQR的平均端到端时延相比Dijkstra降低约66%，三类业务的QoS满足率均优于对比方法；消融实验验证了各设计模块的有效性；在流量热点汇聚的严重拥塞场景下，下游拥塞势场可进一步将P95尾部时延降低约32%。</w:t>
       </w:r>
     </w:p>
     <w:p>
@@ -1606,12 +1606,30 @@
           <w:color w:val="000000"/>
           <w:sz w:val="21"/>
         </w:rPr>
-        <w:t xml:space="preserve">Delta星座对LEO卫星网络进行建模。星座由</w:t>
+        <w:t xml:space="preserve">Delta星座对LEO卫星网络进行建模，星座构型记为</w:t>
       </w:r>
       <m:oMath>
         <m:r>
+          <m:t>N</m:t>
+        </m:r>
+        <m:r>
+          <m:rPr>
+            <m:sty m:val="p"/>
+          </m:rPr>
+          <m:t>/</m:t>
+        </m:r>
+        <m:r>
           <m:t>P</m:t>
         </m:r>
+        <m:r>
+          <m:rPr>
+            <m:sty m:val="p"/>
+          </m:rPr>
+          <m:t>/</m:t>
+        </m:r>
+        <m:r>
+          <m:t>F</m:t>
+        </m:r>
       </m:oMath>
       <w:r>
         <w:rPr>
@@ -1620,25 +1638,130 @@
           <w:color w:val="000000"/>
           <w:sz w:val="21"/>
         </w:rPr>
-        <w:t xml:space="preserve">个轨道面构成，每个轨道面均匀分布</w:t>
+        <w:t xml:space="preserve">，其中</w:t>
       </w:r>
       <m:oMath>
         <m:r>
+          <m:t>N</m:t>
+        </m:r>
+      </m:oMath>
+      <w:r>
+        <w:rPr>
+          <w:rFonts w:hint="eastAsia" w:ascii="Times New Roman" w:hAnsi="Times New Roman" w:eastAsia="宋体"/>
+          <w:b w:val="0"/>
+          <w:color w:val="000000"/>
+          <w:sz w:val="21"/>
+        </w:rPr>
+        <w:t xml:space="preserve">为卫星总数、</w:t>
+      </w:r>
+      <m:oMath>
+        <m:r>
+          <m:t>P</m:t>
+        </m:r>
+      </m:oMath>
+      <w:r>
+        <w:rPr>
+          <w:rFonts w:hint="eastAsia" w:ascii="Times New Roman" w:hAnsi="Times New Roman" w:eastAsia="宋体"/>
+          <w:b w:val="0"/>
+          <w:color w:val="000000"/>
+          <w:sz w:val="21"/>
+        </w:rPr>
+        <w:t xml:space="preserve">为轨道面数、</w:t>
+      </w:r>
+      <m:oMath>
+        <m:r>
+          <m:t>F</m:t>
+        </m:r>
+      </m:oMath>
+      <w:r>
+        <w:rPr>
+          <w:rFonts w:hint="eastAsia" w:ascii="Times New Roman" w:hAnsi="Times New Roman" w:eastAsia="宋体"/>
+          <w:b w:val="0"/>
+          <w:color w:val="000000"/>
+          <w:sz w:val="21"/>
+        </w:rPr>
+        <w:t xml:space="preserve">为相邻轨道面间的相位因子。</w:t>
+      </w:r>
+      <m:oMath>
+        <m:r>
+          <m:t>P</m:t>
+        </m:r>
+      </m:oMath>
+      <w:r>
+        <w:rPr>
+          <w:rFonts w:hint="eastAsia" w:ascii="Times New Roman" w:hAnsi="Times New Roman" w:eastAsia="宋体"/>
+          <w:b w:val="0"/>
+          <w:color w:val="000000"/>
+          <w:sz w:val="21"/>
+        </w:rPr>
+        <w:t xml:space="preserve">个轨道面的升交点赤经均匀分布于</w:t>
+      </w:r>
+      <m:oMath>
+        <m:r>
+          <m:t>360</m:t>
+        </m:r>
+        <m:r>
+          <m:rPr>
+            <m:sty m:val="p"/>
+          </m:rPr>
+          <m:t>°</m:t>
+        </m:r>
+      </m:oMath>
+      <w:r>
+        <w:rPr>
+          <w:rFonts w:hint="eastAsia" w:ascii="Times New Roman" w:hAnsi="Times New Roman" w:eastAsia="宋体"/>
+          <w:b w:val="0"/>
+          <w:color w:val="000000"/>
+          <w:sz w:val="21"/>
+        </w:rPr>
+        <w:t xml:space="preserve">，即第</w:t>
+      </w:r>
+      <m:oMath>
+        <m:r>
+          <m:t>p</m:t>
+        </m:r>
+      </m:oMath>
+      <w:r>
+        <w:rPr>
+          <w:rFonts w:hint="eastAsia" w:ascii="Times New Roman" w:hAnsi="Times New Roman" w:eastAsia="宋体"/>
+          <w:b w:val="0"/>
+          <w:color w:val="000000"/>
+          <w:sz w:val="21"/>
+        </w:rPr>
+        <w:t xml:space="preserve">个轨道面的升交点赤经为</w:t>
+      </w:r>
+      <m:oMath>
+        <m:r>
+          <m:t>2</m:t>
+        </m:r>
+        <m:r>
+          <m:t>π</m:t>
+        </m:r>
+        <m:r>
+          <m:t>p</m:t>
+        </m:r>
+        <m:r>
+          <m:rPr>
+            <m:sty m:val="p"/>
+          </m:rPr>
+          <m:t>/</m:t>
+        </m:r>
+        <m:r>
+          <m:t>P</m:t>
+        </m:r>
+      </m:oMath>
+      <w:r>
+        <w:rPr>
+          <w:rFonts w:hint="eastAsia" w:ascii="Times New Roman" w:hAnsi="Times New Roman" w:eastAsia="宋体"/>
+          <w:b w:val="0"/>
+          <w:color w:val="000000"/>
+          <w:sz w:val="21"/>
+        </w:rPr>
+        <w:t xml:space="preserve">；每个轨道面均匀分布</w:t>
+      </w:r>
+      <m:oMath>
+        <m:r>
           <m:t>S</m:t>
-        </m:r>
-      </m:oMath>
-      <w:r>
-        <w:rPr>
-          <w:rFonts w:hint="eastAsia" w:ascii="Times New Roman" w:hAnsi="Times New Roman" w:eastAsia="宋体"/>
-          <w:b w:val="0"/>
-          <w:color w:val="000000"/>
-          <w:sz w:val="21"/>
-        </w:rPr>
-        <w:t xml:space="preserve">颗卫星，卫星总数</w:t>
-      </w:r>
-      <m:oMath>
-        <m:r>
-          <m:t>N</m:t>
         </m:r>
         <m:r>
           <m:rPr>
@@ -1647,16 +1770,16 @@
           <m:t>=</m:t>
         </m:r>
         <m:r>
-          <m:t>P</m:t>
+          <m:t>N</m:t>
         </m:r>
         <m:r>
           <m:rPr>
             <m:sty m:val="p"/>
           </m:rPr>
-          <m:t>×</m:t>
-        </m:r>
-        <m:r>
-          <m:t>S</m:t>
+          <m:t>/</m:t>
+        </m:r>
+        <m:r>
+          <m:t>P</m:t>
         </m:r>
       </m:oMath>
       <w:r>
@@ -1666,7 +1789,155 @@
           <w:color w:val="000000"/>
           <w:sz w:val="21"/>
         </w:rPr>
-        <w:t xml:space="preserve">。相邻卫星之间通过星间链路(Inter-Satellite</w:t>
+        <w:t xml:space="preserve">颗卫星，相邻轨道面之间存在</w:t>
+      </w:r>
+      <m:oMath>
+        <m:r>
+          <m:t>2</m:t>
+        </m:r>
+        <m:r>
+          <m:t>π</m:t>
+        </m:r>
+        <m:r>
+          <m:t>F</m:t>
+        </m:r>
+        <m:r>
+          <m:rPr>
+            <m:sty m:val="p"/>
+          </m:rPr>
+          <m:t>/</m:t>
+        </m:r>
+        <m:r>
+          <m:t>N</m:t>
+        </m:r>
+      </m:oMath>
+      <w:r>
+        <w:rPr>
+          <w:rFonts w:hint="eastAsia" w:ascii="Times New Roman" w:hAnsi="Times New Roman" w:eastAsia="宋体"/>
+          <w:b w:val="0"/>
+          <w:color w:val="000000"/>
+          <w:sz w:val="21"/>
+        </w:rPr>
+        <w:t xml:space="preserve">的相位偏移。本文取</w:t>
+      </w:r>
+      <m:oMath>
+        <m:r>
+          <m:t>N</m:t>
+        </m:r>
+        <m:r>
+          <m:rPr>
+            <m:sty m:val="p"/>
+          </m:rPr>
+          <m:t>=</m:t>
+        </m:r>
+        <m:r>
+          <m:t>66</m:t>
+        </m:r>
+      </m:oMath>
+      <w:r>
+        <w:rPr>
+          <w:rFonts w:ascii="Times New Roman" w:hAnsi="Times New Roman" w:eastAsia="宋体"/>
+          <w:b w:val="0"/>
+          <w:color w:val="000000"/>
+          <w:sz w:val="21"/>
+        </w:rPr>
+        <w:t xml:space="preserve">、</w:t>
+      </w:r>
+      <m:oMath>
+        <m:r>
+          <m:t>P</m:t>
+        </m:r>
+        <m:r>
+          <m:rPr>
+            <m:sty m:val="p"/>
+          </m:rPr>
+          <m:t>=</m:t>
+        </m:r>
+        <m:r>
+          <m:t>6</m:t>
+        </m:r>
+      </m:oMath>
+      <w:r>
+        <w:rPr>
+          <w:rFonts w:ascii="Times New Roman" w:hAnsi="Times New Roman" w:eastAsia="宋体"/>
+          <w:b w:val="0"/>
+          <w:color w:val="000000"/>
+          <w:sz w:val="21"/>
+        </w:rPr>
+        <w:t xml:space="preserve">、</w:t>
+      </w:r>
+      <m:oMath>
+        <m:r>
+          <m:t>F</m:t>
+        </m:r>
+        <m:r>
+          <m:rPr>
+            <m:sty m:val="p"/>
+          </m:rPr>
+          <m:t>=</m:t>
+        </m:r>
+        <m:r>
+          <m:t>1</m:t>
+        </m:r>
+      </m:oMath>
+      <w:r>
+        <w:rPr>
+          <w:rFonts w:hint="eastAsia" w:ascii="Times New Roman" w:hAnsi="Times New Roman" w:eastAsia="宋体"/>
+          <w:b w:val="0"/>
+          <w:color w:val="000000"/>
+          <w:sz w:val="21"/>
+        </w:rPr>
+        <w:t xml:space="preserve">，即Walker</w:t>
+      </w:r>
+      <w:r>
+        <w:rPr>
+          <w:rFonts w:ascii="Times New Roman" w:hAnsi="Times New Roman" w:eastAsia="宋体"/>
+          <w:b w:val="0"/>
+          <w:color w:val="000000"/>
+          <w:sz w:val="21"/>
+        </w:rPr>
+        <w:t xml:space="preserve"> Delta</w:t>
+      </w:r>
+      <w:r>
+        <w:rPr>
+          <w:rFonts w:ascii="Times New Roman" w:hAnsi="Times New Roman" w:eastAsia="宋体"/>
+          <w:b w:val="0"/>
+          <w:color w:val="000000"/>
+          <w:sz w:val="21"/>
+        </w:rPr>
+        <w:t xml:space="preserve"> </w:t>
+      </w:r>
+      <m:oMath>
+        <m:r>
+          <m:t>66</m:t>
+        </m:r>
+        <m:r>
+          <m:rPr>
+            <m:sty m:val="p"/>
+          </m:rPr>
+          <m:t>/</m:t>
+        </m:r>
+        <m:r>
+          <m:t>6</m:t>
+        </m:r>
+        <m:r>
+          <m:rPr>
+            <m:sty m:val="p"/>
+          </m:rPr>
+          <m:t>/</m:t>
+        </m:r>
+        <m:r>
+          <m:t>1</m:t>
+        </m:r>
+      </m:oMath>
+      <w:r>
+        <w:rPr>
+          <w:rFonts w:hint="eastAsia" w:ascii="Times New Roman" w:hAnsi="Times New Roman" w:eastAsia="宋体"/>
+          <w:b w:val="0"/>
+          <w:color w:val="000000"/>
+          <w:sz w:val="21"/>
+        </w:rPr>
+        <w:t xml:space="preserve">构型。相邻卫星之间通过星间链路(Inter-Satellite</w:t>
       </w:r>
       <w:r>
         <w:rPr>
@@ -2062,7 +2333,13 @@
             </m:fPr>
             <m:num>
               <m:r>
+                <m:t>2</m:t>
+              </m:r>
+              <m:r>
                 <m:t>π</m:t>
+              </m:r>
+              <m:r>
+                <m:t>F</m:t>
               </m:r>
               <m:r>
                 <m:t>p</m:t>
@@ -2070,7 +2347,7 @@
             </m:num>
             <m:den>
               <m:r>
-                <m:t>P</m:t>
+                <m:t>N</m:t>
               </m:r>
             </m:den>
           </m:f>
@@ -2254,7 +2531,39 @@
           <w:color w:val="000000"/>
           <w:sz w:val="21"/>
         </w:rPr>
-        <w:t xml:space="preserve">为轨道高度。经轨道倾角与升交点赤经的旋转变换后，可得卫星在地心惯性系中的三维坐标</w:t>
+        <w:t xml:space="preserve">为轨道高度，</w:t>
+      </w:r>
+      <m:oMath>
+        <m:r>
+          <m:t>2</m:t>
+        </m:r>
+        <m:r>
+          <m:t>π</m:t>
+        </m:r>
+        <m:r>
+          <m:t>F</m:t>
+        </m:r>
+        <m:r>
+          <m:t>p</m:t>
+        </m:r>
+        <m:r>
+          <m:rPr>
+            <m:sty m:val="p"/>
+          </m:rPr>
+          <m:t>/</m:t>
+        </m:r>
+        <m:r>
+          <m:t>N</m:t>
+        </m:r>
+      </m:oMath>
+      <w:r>
+        <w:rPr>
+          <w:rFonts w:hint="eastAsia" w:ascii="Times New Roman" w:hAnsi="Times New Roman" w:eastAsia="宋体"/>
+          <w:b w:val="0"/>
+          <w:color w:val="000000"/>
+          <w:sz w:val="21"/>
+        </w:rPr>
+        <w:t xml:space="preserve">为相邻轨道面的相位偏移。经轨道倾角与升交点赤经的旋转变换后，可得卫星在地心惯性系中的三维坐标</w:t>
       </w:r>
       <m:oMath>
         <m:sSub>
@@ -9659,7 +9968,7 @@
       <w:r>
         <w:drawing>
           <wp:inline>
-            <wp:extent cx="2808000" cy="2636683"/>
+            <wp:extent cx="2808000" cy="2609321"/>
             <wp:docPr id="2" name="Picture 2"/>
             <wp:cNvGraphicFramePr>
               <a:graphicFrameLocks noChangeAspect="1"/>
@@ -9680,7 +9989,7 @@
                   <pic:spPr>
                     <a:xfrm>
                       <a:off x="0" y="0"/>
-                      <a:ext cx="2808000" cy="2636683"/>
+                      <a:ext cx="2808000" cy="2609321"/>
                     </a:xfrm>
                     <a:prstGeom prst="rect"/>
                   </pic:spPr>
@@ -10418,6 +10727,122 @@
                 <w:color w:val="000000"/>
                 <w:sz w:val="18"/>
               </w:rPr>
+              <w:t xml:space="preserve">相位因子</w:t>
+            </w:r>
+            <m:oMath>
+              <m:r>
+                <m:t>F</m:t>
+              </m:r>
+            </m:oMath>
+          </w:p>
+        </w:tc>
+        <w:tc>
+          <w:tcPr>
+            <w:tcBorders>
+              <w:top w:val="none" w:sz="0" w:space="0" w:color="auto"/>
+              <w:bottom w:val="none" w:sz="0" w:space="0" w:color="auto"/>
+              <w:left w:val="none" w:sz="0" w:space="0" w:color="auto"/>
+              <w:right w:val="none" w:sz="0" w:space="0" w:color="auto"/>
+            </w:tcBorders>
+          </w:tcPr>
+          <w:p>
+            <w:pPr>
+              <w:pStyle w:val="Compact"/>
+              <w:jc w:val="center"/>
+            </w:pPr>
+            <w:r>
+              <w:rPr>
+                <w:rFonts w:ascii="Times New Roman" w:hAnsi="Times New Roman" w:eastAsia="宋体"/>
+                <w:b w:val="0"/>
+                <w:color w:val="000000"/>
+                <w:sz w:val="18"/>
+              </w:rPr>
+              <w:t xml:space="preserve">1</w:t>
+            </w:r>
+          </w:p>
+        </w:tc>
+        <w:tc>
+          <w:tcPr>
+            <w:tcBorders>
+              <w:top w:val="none" w:sz="0" w:space="0" w:color="auto"/>
+              <w:bottom w:val="none" w:sz="0" w:space="0" w:color="auto"/>
+              <w:left w:val="none" w:sz="0" w:space="0" w:color="auto"/>
+              <w:right w:val="none" w:sz="0" w:space="0" w:color="auto"/>
+            </w:tcBorders>
+          </w:tcPr>
+          <w:p>
+            <w:pPr>
+              <w:pStyle w:val="Compact"/>
+              <w:jc w:val="center"/>
+            </w:pPr>
+            <w:r>
+              <w:rPr>
+                <w:rFonts w:hint="eastAsia" w:ascii="Times New Roman" w:hAnsi="Times New Roman" w:eastAsia="宋体"/>
+                <w:b w:val="0"/>
+                <w:color w:val="000000"/>
+                <w:sz w:val="18"/>
+              </w:rPr>
+              <w:t xml:space="preserve">目标网络更新频率</w:t>
+            </w:r>
+          </w:p>
+        </w:tc>
+        <w:tc>
+          <w:tcPr>
+            <w:tcBorders>
+              <w:top w:val="none" w:sz="0" w:space="0" w:color="auto"/>
+              <w:bottom w:val="none" w:sz="0" w:space="0" w:color="auto"/>
+              <w:left w:val="none" w:sz="0" w:space="0" w:color="auto"/>
+              <w:right w:val="none" w:sz="0" w:space="0" w:color="auto"/>
+            </w:tcBorders>
+          </w:tcPr>
+          <w:p>
+            <w:pPr>
+              <w:pStyle w:val="Compact"/>
+              <w:jc w:val="center"/>
+            </w:pPr>
+            <w:r>
+              <w:rPr>
+                <w:rFonts w:ascii="Times New Roman" w:hAnsi="Times New Roman" w:eastAsia="宋体"/>
+                <w:b w:val="0"/>
+                <w:color w:val="000000"/>
+                <w:sz w:val="18"/>
+              </w:rPr>
+              <w:t xml:space="preserve">20 </w:t>
+            </w:r>
+            <w:r>
+              <w:rPr>
+                <w:rFonts w:hint="eastAsia" w:ascii="Times New Roman" w:hAnsi="Times New Roman" w:eastAsia="宋体"/>
+                <w:b w:val="0"/>
+                <w:color w:val="000000"/>
+                <w:sz w:val="18"/>
+              </w:rPr>
+              <w:t xml:space="preserve">回合</w:t>
+            </w:r>
+          </w:p>
+        </w:tc>
+      </w:tr>
+      <w:tr>
+        <w:tc>
+          <w:tcPr>
+            <w:tcBorders>
+              <w:top w:val="none" w:sz="0" w:space="0" w:color="auto"/>
+              <w:bottom w:val="none" w:sz="0" w:space="0" w:color="auto"/>
+              <w:left w:val="none" w:sz="0" w:space="0" w:color="auto"/>
+              <w:right w:val="none" w:sz="0" w:space="0" w:color="auto"/>
+            </w:tcBorders>
+          </w:tcPr>
+          <w:p>
+            <w:pPr>
+              <w:pStyle w:val="Compact"/>
+              <w:jc w:val="center"/>
+            </w:pPr>
+            <w:r>
+              <w:rPr>
+                <w:rFonts w:hint="eastAsia" w:ascii="Times New Roman" w:hAnsi="Times New Roman" w:eastAsia="宋体"/>
+                <w:b w:val="0"/>
+                <w:color w:val="000000"/>
+                <w:sz w:val="18"/>
+              </w:rPr>
               <w:t xml:space="preserve">链路容量</w:t>
             </w:r>
             <m:oMath>
@@ -10761,7 +11186,7 @@
           <w:color w:val="000000"/>
           <w:sz w:val="21"/>
         </w:rPr>
-        <w:t xml:space="preserve">图4给出平均端到端时延随归一化负载的变化。在轻载区(负载≤0.6)，各方法时延接近，CA-MQR与Dijkstra基本持平，这符合”轻载无拥塞时最短路径已接近最优”的基本规律，也说明本文方法在轻载下不引入额外开销；随着负载增大，Dijkstra因将业务流持续汇聚到最短路径而迅速拥塞，端到端时延急剧上升，在负载为1.4时达到约278</w:t>
+        <w:t xml:space="preserve">图4给出平均端到端时延随归一化负载的变化。在轻载区(负载≤0.6)，各方法时延接近，CA-MQR与Dijkstra基本持平，这符合”轻载无拥塞时最短路径已接近最优”的基本规律，也说明本文方法在轻载下不引入额外开销；随着负载增大，Dijkstra因将业务流持续汇聚到最短路径而迅速拥塞，端到端时延急剧上升，在负载为1.4时达到约262</w:t>
       </w:r>
       <w:r>
         <w:rPr>
@@ -10779,7 +11204,7 @@
           <w:color w:val="000000"/>
           <w:sz w:val="21"/>
         </w:rPr>
-        <w:t xml:space="preserve">ms；ECMP与Vanilla-DQN凭借一定的负载均衡能力，时延增幅相对较缓；CA-MQR通过感知链路利用率主动绕开拥塞热点，时延曲线最为平坦，在负载为1.4时仅约106</w:t>
+        <w:t xml:space="preserve">ms；ECMP与Vanilla-DQN凭借一定的负载均衡能力，时延增幅相对较缓；CA-MQR通过感知链路利用率主动绕开拥塞热点，时延曲线最为平坦，在负载为1.4时仅约88</w:t>
       </w:r>
       <w:r>
         <w:rPr>
@@ -10797,7 +11222,7 @@
           <w:color w:val="000000"/>
           <w:sz w:val="21"/>
         </w:rPr>
-        <w:t xml:space="preserve">ms，相比Dijkstra降低约62%。总体呈现”随机路由＜Dijkstra＜ECMP＜Vanilla-DQN＜CA-MQR”的清晰性能梯度。</w:t>
+        <w:t xml:space="preserve">ms，相比Dijkstra降低约66%。总体呈现”随机路由＜Dijkstra＜ECMP＜Vanilla-DQN＜CA-MQR”的清晰性能梯度。</w:t>
       </w:r>
     </w:p>
     <w:p>
@@ -10867,7 +11292,7 @@
           <w:color w:val="000000"/>
           <w:sz w:val="21"/>
         </w:rPr>
-        <w:t xml:space="preserve">图5给出链路利用率(95分位)随负载的变化，用以从机理上解释上述时延差异。Dijkstra的高分位利用率随负载迅速逼近饱和(负载1.4时约0.94)，表明其将负载集中于少数热点链路；CA-MQR的高分位利用率始终最低，说明其有效地将业务流分散到全网，实现了负载均衡。这从机理上印证了CA-MQR时延优势的来源，即拥塞感知带来的主动分流能力。</w:t>
+        <w:t xml:space="preserve">图5给出链路利用率(95分位)随负载的变化，用以从机理上解释上述时延差异。Dijkstra的高分位利用率随负载迅速逼近饱和(负载1.4时约0.99)，表明其将负载集中于少数热点链路；CA-MQR的高分位利用率始终最低，说明其有效地将业务流分散到全网，实现了负载均衡。这从机理上印证了CA-MQR时延优势的来源，即拥塞感知带来的主动分流能力。</w:t>
       </w:r>
     </w:p>
     <w:p>
@@ -10937,7 +11362,7 @@
           <w:color w:val="000000"/>
           <w:sz w:val="21"/>
         </w:rPr>
-        <w:t xml:space="preserve">图6给出重载场景下三类业务的QoS满足率对比。CA-MQR在三类业务上均取得最高的QoS满足率：对时延敏感的A类业务，通过规避排队时延将满足率由Dijkstra的0.57提升至0.64；对带宽密集的B类与可靠性优先的C类业务，满足率均达到1.00，优于所有基线。需要说明的是，A类业务整体满足率相对较低，是因为其时延约束(120</w:t>
+        <w:t xml:space="preserve">图6给出重载场景下三类业务的QoS满足率对比。CA-MQR在三类业务上均取得最高的QoS满足率：对时延敏感的A类业务，通过规避排队时延将满足率由Dijkstra的0.71提升至0.82；对带宽密集的B类与可靠性优先的C类业务，满足率均达到1.00，优于所有基线。需要说明的是，A类业务整体满足率相对较低，是因为其时延约束(120</w:t>
       </w:r>
       <w:r>
         <w:rPr>
@@ -11122,7 +11547,7 @@
           <w:color w:val="000000"/>
           <w:sz w:val="21"/>
         </w:rPr>
-        <w:t xml:space="preserve">：3.2节中的Vanilla-DQN即为去除拥塞感知与业务差异化奖励后的消融版本(状态不含利用率、奖励仅依据静态时延)。对比图4与图6可见，去除这两项设计后，重载时延由106</w:t>
+        <w:t xml:space="preserve">：3.2节中的Vanilla-DQN即为去除拥塞感知与业务差异化奖励后的消融版本(状态不含利用率、奖励仅依据静态时延)。对比图4与图6可见，去除这两项设计后，重载时延由88</w:t>
       </w:r>
       <w:r>
         <w:rPr>
@@ -11140,7 +11565,7 @@
           <w:color w:val="000000"/>
           <w:sz w:val="21"/>
         </w:rPr>
-        <w:t xml:space="preserve">ms升至约147</w:t>
+        <w:t xml:space="preserve">ms升至约134</w:t>
       </w:r>
       <w:r>
         <w:rPr>
@@ -11342,7 +11767,7 @@
           <w:color w:val="000000"/>
           <w:sz w:val="21"/>
         </w:rPr>
-        <w:t xml:space="preserve">如图9(a)所示，在轻度拥塞时两者接近，随着负载增大，引入势场的方法P95尾部时延增长明显更缓：在负载为1.4时，其P95时延相比未引入势场降低约16%。图9(b)表明，引入势场后QoS满足率在各负载下均有提升，且负载越重提升越明显。这说明势场使智能体能够提前感知并规避通往拥塞区域的方向，从而缓解成片拥塞下的尾部时延恶化。需要指出的是，势场增益主要体现在拥塞成片分布的严重拥塞场景，在拥塞稀疏时作用不明显，这与其”感知下游拥塞纵深”的设计初衷相符。</w:t>
+        <w:t xml:space="preserve">如图9(a)所示，在轻度拥塞时两者接近，随着负载增大，引入势场的方法P95尾部时延增长明显更缓：在负载为1.4时，其P95时延相比未引入势场降低约32%。图9(b)表明，引入势场后QoS满足率在各负载下均有提升，且负载越重提升越明显。这说明势场使智能体能够提前感知并规避通往拥塞区域的方向，从而缓解成片拥塞下的尾部时延恶化。需要指出的是，势场增益主要体现在拥塞成片分布的严重拥塞场景，在拥塞稀疏时作用不明显，这与其”感知下游拥塞纵深”的设计初衷相符。</w:t>
       </w:r>
     </w:p>
     <w:bookmarkEnd w:id="24"/>
@@ -11395,7 +11820,7 @@
           <w:color w:val="000000"/>
           <w:sz w:val="21"/>
         </w:rPr>
-        <w:t xml:space="preserve">Delta星座的流级仿真表明，在重载场景下CA-MQR平均端到端时延相比最短路径降低约62%，三类业务QoS满足率均优于对比方法；消融实验验证了各模块的有效性；在流量热点汇聚的严重拥塞场景下，下游拥塞势场进一步将P95尾部时延降低约16%。后续工作将进一步研究多智能体协同路由与更大规模星座下的可扩展性。</w:t>
+        <w:t xml:space="preserve">Delta星座的流级仿真表明，在重载场景下CA-MQR平均端到端时延相比最短路径降低约66%，三类业务QoS满足率均优于对比方法；消融实验验证了各模块的有效性；在流量热点汇聚的严重拥塞场景下，下游拥塞势场进一步将P95尾部时延降低约32%。后续工作将进一步研究多智能体协同路由与更大规模星座下的可扩展性。</w:t>
       </w:r>
     </w:p>
     <w:p>
@@ -11863,7 +12288,7 @@
         <w:color w:val="000000"/>
         <w:sz w:val="18"/>
       </w:rPr>
-      <w:t>第40届南京地区研究生通信年会</w:t>
+      <w:t>第41届南京地区研究生通信年会</w:t>
     </w:r>
   </w:p>
 </w:ftr>
